--- a/电路索引.docx
+++ b/电路索引.docx
@@ -36327,6 +36327,20 @@
     </w:tbl>
     <w:bookmarkEnd w:id="510"/>
     <w:bookmarkEnd w:id="511"/>
+    <w:p>
+      <w:pPr>
+        <w:spacing w:before="360"/>
+        <w:jc w:val="center"/>
+      </w:pPr>
+      <w:r>
+        <w:rPr>
+          <w:rFonts w:ascii="Times New Roman" w:hAnsi="Times New Roman"/>
+          <w:color w:val="555555"/>
+          <w:sz w:val="21"/>
+        </w:rPr>
+        <w:t>材料收集者：杜文杰</w:t>
+      </w:r>
+    </w:p>
     <w:sectPr>
       <w:headerReference r:id="rId9" w:type="default"/>
       <w:footerReference r:id="rId10" w:type="default"/>

--- a/电路索引.docx
+++ b/电路索引.docx
@@ -42246,7 +42246,7 @@
           <w:color w:val="555555"/>
           <w:sz w:val="21"/>
         </w:rPr>
-        <w:t>材料收集者：杜文杰，WX手机：19519196569，QQ:3478827729</w:t>
+        <w:t>材料收集者：杜文杰，微信/手机：19519196569，QQ:3478827729</w:t>
       </w:r>
     </w:p>
     <w:sectPr>
